--- a/House Notes (Internal)/HN_ 117th Way.docx
+++ b/House Notes (Internal)/HN_ 117th Way.docx
@@ -1303,7 +1303,7 @@
           <w:szCs w:val="24"/>
           <w:rtl w:val="0"/>
         </w:rPr>
-        <w:t xml:space="preserve"> XX</w:t>
+        <w:t xml:space="preserve"> 6/4/25</w:t>
       </w:r>
     </w:p>
     <w:p>
@@ -1356,12 +1356,13 @@
       <w:r>
         <w:rPr>
           <w:rFonts w:ascii="Roboto" w:cs="Roboto" w:eastAsia="Roboto" w:hAnsi="Roboto"/>
+          <w:strike w:val="1"/>
           <w:color w:val="ff0000"/>
           <w:sz w:val="24"/>
           <w:szCs w:val="24"/>
           <w:rtl w:val="0"/>
         </w:rPr>
-        <w:t xml:space="preserve">XX</w:t>
+        <w:t xml:space="preserve">Updated license (December 18)</w:t>
       </w:r>
     </w:p>
     <w:p>
@@ -1370,6 +1371,145 @@
           <w:ilvl w:val="0"/>
           <w:numId w:val="17"/>
         </w:numPr>
+        <w:spacing w:after="0" w:afterAutospacing="0" w:before="0" w:beforeAutospacing="0" w:lineRule="auto"/>
+        <w:ind w:left="720" w:hanging="360"/>
+        <w:rPr>
+          <w:rFonts w:ascii="Roboto" w:cs="Roboto" w:eastAsia="Roboto" w:hAnsi="Roboto"/>
+          <w:color w:val="ff0000"/>
+          <w:sz w:val="24"/>
+          <w:szCs w:val="24"/>
+          <w:u w:val="none"/>
+        </w:rPr>
+      </w:pPr>
+      <w:r>
+        <w:rPr>
+          <w:rFonts w:ascii="Roboto" w:cs="Roboto" w:eastAsia="Roboto" w:hAnsi="Roboto"/>
+          <w:strike w:val="1"/>
+          <w:color w:val="ff0000"/>
+          <w:sz w:val="24"/>
+          <w:szCs w:val="24"/>
+          <w:rtl w:val="0"/>
+        </w:rPr>
+        <w:t xml:space="preserve">Filled water softener</w:t>
+      </w:r>
+    </w:p>
+    <w:p>
+      <w:pPr>
+        <w:numPr>
+          <w:ilvl w:val="0"/>
+          <w:numId w:val="17"/>
+        </w:numPr>
+        <w:spacing w:after="0" w:afterAutospacing="0" w:before="0" w:beforeAutospacing="0" w:lineRule="auto"/>
+        <w:ind w:left="720" w:hanging="360"/>
+        <w:rPr>
+          <w:rFonts w:ascii="Roboto" w:cs="Roboto" w:eastAsia="Roboto" w:hAnsi="Roboto"/>
+          <w:color w:val="ff0000"/>
+          <w:sz w:val="24"/>
+          <w:szCs w:val="24"/>
+          <w:u w:val="none"/>
+        </w:rPr>
+      </w:pPr>
+      <w:r>
+        <w:rPr>
+          <w:rFonts w:ascii="Roboto" w:cs="Roboto" w:eastAsia="Roboto" w:hAnsi="Roboto"/>
+          <w:strike w:val="1"/>
+          <w:color w:val="ff0000"/>
+          <w:sz w:val="24"/>
+          <w:szCs w:val="24"/>
+          <w:rtl w:val="0"/>
+        </w:rPr>
+        <w:t xml:space="preserve">Changed batteries</w:t>
+      </w:r>
+    </w:p>
+    <w:p>
+      <w:pPr>
+        <w:numPr>
+          <w:ilvl w:val="0"/>
+          <w:numId w:val="17"/>
+        </w:numPr>
+        <w:spacing w:after="0" w:afterAutospacing="0" w:before="0" w:beforeAutospacing="0" w:lineRule="auto"/>
+        <w:ind w:left="720" w:hanging="360"/>
+        <w:rPr>
+          <w:rFonts w:ascii="Roboto" w:cs="Roboto" w:eastAsia="Roboto" w:hAnsi="Roboto"/>
+          <w:color w:val="ff0000"/>
+          <w:sz w:val="24"/>
+          <w:szCs w:val="24"/>
+          <w:u w:val="none"/>
+        </w:rPr>
+      </w:pPr>
+      <w:r>
+        <w:rPr>
+          <w:rFonts w:ascii="Roboto" w:cs="Roboto" w:eastAsia="Roboto" w:hAnsi="Roboto"/>
+          <w:strike w:val="1"/>
+          <w:color w:val="ff0000"/>
+          <w:sz w:val="24"/>
+          <w:szCs w:val="24"/>
+          <w:rtl w:val="0"/>
+        </w:rPr>
+        <w:t xml:space="preserve"> Cleaned vacuum </w:t>
+      </w:r>
+    </w:p>
+    <w:p>
+      <w:pPr>
+        <w:numPr>
+          <w:ilvl w:val="0"/>
+          <w:numId w:val="17"/>
+        </w:numPr>
+        <w:spacing w:after="0" w:afterAutospacing="0" w:before="0" w:beforeAutospacing="0" w:lineRule="auto"/>
+        <w:ind w:left="720" w:hanging="360"/>
+        <w:rPr>
+          <w:rFonts w:ascii="Roboto" w:cs="Roboto" w:eastAsia="Roboto" w:hAnsi="Roboto"/>
+          <w:color w:val="ff0000"/>
+          <w:sz w:val="24"/>
+          <w:szCs w:val="24"/>
+          <w:u w:val="none"/>
+        </w:rPr>
+      </w:pPr>
+      <w:r>
+        <w:rPr>
+          <w:rFonts w:ascii="Roboto" w:cs="Roboto" w:eastAsia="Roboto" w:hAnsi="Roboto"/>
+          <w:strike w:val="1"/>
+          <w:color w:val="ff0000"/>
+          <w:sz w:val="24"/>
+          <w:szCs w:val="24"/>
+          <w:rtl w:val="0"/>
+        </w:rPr>
+        <w:t xml:space="preserve">Walk through </w:t>
+      </w:r>
+    </w:p>
+    <w:p>
+      <w:pPr>
+        <w:numPr>
+          <w:ilvl w:val="0"/>
+          <w:numId w:val="17"/>
+        </w:numPr>
+        <w:spacing w:after="0" w:afterAutospacing="0" w:before="0" w:beforeAutospacing="0" w:lineRule="auto"/>
+        <w:ind w:left="720" w:hanging="360"/>
+        <w:rPr>
+          <w:rFonts w:ascii="Roboto" w:cs="Roboto" w:eastAsia="Roboto" w:hAnsi="Roboto"/>
+          <w:color w:val="ff0000"/>
+          <w:sz w:val="24"/>
+          <w:szCs w:val="24"/>
+          <w:u w:val="none"/>
+        </w:rPr>
+      </w:pPr>
+      <w:r>
+        <w:rPr>
+          <w:rFonts w:ascii="Roboto" w:cs="Roboto" w:eastAsia="Roboto" w:hAnsi="Roboto"/>
+          <w:color w:val="ff0000"/>
+          <w:sz w:val="24"/>
+          <w:szCs w:val="24"/>
+          <w:rtl w:val="0"/>
+        </w:rPr>
+        <w:t xml:space="preserve">Needs fire extinguisher </w:t>
+      </w:r>
+    </w:p>
+    <w:p>
+      <w:pPr>
+        <w:numPr>
+          <w:ilvl w:val="0"/>
+          <w:numId w:val="17"/>
+        </w:numPr>
         <w:spacing w:after="240" w:before="0" w:beforeAutospacing="0" w:lineRule="auto"/>
         <w:ind w:left="720" w:hanging="360"/>
         <w:rPr>
@@ -1388,7 +1528,7 @@
           <w:szCs w:val="24"/>
           <w:rtl w:val="0"/>
         </w:rPr>
-        <w:t xml:space="preserve">XX</w:t>
+        <w:t xml:space="preserve">Baseboard in guest bathroom is cracked (art work fell)</w:t>
       </w:r>
     </w:p>
     <w:p>
@@ -5764,7 +5904,7 @@
     <w:name w:val="normal"/>
   </w:style>
   <w:style w:type="table" w:styleId="TableNormal" w:default="1">
-    <w:name w:val="Table Normal"/>
+    <w:name w:val="TableNormal"/>
   </w:style>
   <w:style w:type="paragraph" w:styleId="Heading1">
     <w:name w:val="heading 1"/>
